--- a/day 5/subnetting_final.docx
+++ b/day 5/subnetting_final.docx
@@ -232,21 +232,8 @@
       </w:r>
     </w:p>
     <w:p>
-      <w:proofErr w:type="gramStart"/>
-      <w:r>
-        <w:t>So</w:t>
-      </w:r>
-      <w:proofErr w:type="gramEnd"/>
-      <w:r>
-        <w:t xml:space="preserve"> make 32’s </w:t>
-      </w:r>
-      <w:proofErr w:type="gramStart"/>
-      <w:r>
-        <w:t>multiple ,</w:t>
-      </w:r>
-      <w:proofErr w:type="gramEnd"/>
-      <w:r>
-        <w:t xml:space="preserve"> </w:t>
+      <w:r>
+        <w:t xml:space="preserve">So make 32’s multiple , </w:t>
       </w:r>
       <w:r>
         <w:t>0, 32, 64, 96, 128, 160, 192, 224</w:t>
@@ -254,15 +241,7 @@
     </w:p>
     <w:p>
       <w:r>
-        <w:t xml:space="preserve">From the </w:t>
-      </w:r>
-      <w:proofErr w:type="gramStart"/>
-      <w:r>
-        <w:t>multiple’s ,</w:t>
-      </w:r>
-      <w:proofErr w:type="gramEnd"/>
-      <w:r>
-        <w:t xml:space="preserve"> compare with </w:t>
+        <w:t xml:space="preserve">From the multiple’s , compare with </w:t>
       </w:r>
       <w:proofErr w:type="spellStart"/>
       <w:r>
@@ -274,13 +253,8 @@
       </w:r>
     </w:p>
     <w:p>
-      <w:proofErr w:type="gramStart"/>
-      <w:r>
-        <w:t>So</w:t>
-      </w:r>
-      <w:proofErr w:type="gramEnd"/>
-      <w:r>
-        <w:t xml:space="preserve"> it lies between 32-63. (32’s multiple helps us know the network and broadcast of /27 subnet, the ranges of /27 for 60 to lie in is 32 to 64-1.)</w:t>
+      <w:r>
+        <w:t>So it lies between 32-63. (32’s multiple helps us know the network and broadcast of /27 subnet, the ranges of /27 for 60 to lie in is 32 to 64-1.)</w:t>
       </w:r>
     </w:p>
     <w:p/>
@@ -351,28 +325,12 @@
     </w:p>
     <w:p>
       <w:r>
-        <w:t>/29 → 256÷</w:t>
-      </w:r>
-      <w:proofErr w:type="gramStart"/>
-      <w:r>
-        <w:t>8  =</w:t>
-      </w:r>
-      <w:proofErr w:type="gramEnd"/>
-      <w:r>
-        <w:t xml:space="preserve"> 32 subnets</w:t>
-      </w:r>
-    </w:p>
-    <w:p>
-      <w:r>
-        <w:t>/30 → 256÷</w:t>
-      </w:r>
-      <w:proofErr w:type="gramStart"/>
-      <w:r>
-        <w:t>4  =</w:t>
-      </w:r>
-      <w:proofErr w:type="gramEnd"/>
-      <w:r>
-        <w:t xml:space="preserve"> 64 subnets</w:t>
+        <w:t>/29 → 256÷8  = 32 subnets</w:t>
+      </w:r>
+    </w:p>
+    <w:p>
+      <w:r>
+        <w:t>/30 → 256÷4  = 64 subnets</w:t>
       </w:r>
     </w:p>
     <w:p/>
@@ -401,17 +359,25 @@
         <w:t>Dept A 60 hosts → /26 block=64 172.16.0.0/26 mask=255.255.255.192 network=.0 broadcast=.63 usable=.1-.62 Dept B 30 hosts → /27 block=32 172.16.0.64/27 mask=255.255.255.224 network=.64 broadcast=.95 usable=.65-.94 Dept C 10 hosts → /28 block=16 172.16.0.96/28 mask=255.255.255.240 network=.96 broadcast=.111 usable=.97-.110 Dept D 2 hosts → /30 block=4 172.16.0.112/30 mask=255.255.255.252 network=.112 broadcast=.115 usable=.113-.114</w:t>
       </w:r>
     </w:p>
+    <w:p>
+      <w:r>
+        <w:t>.</w:t>
+      </w:r>
+    </w:p>
     <w:p/>
     <w:p/>
     <w:p/>
     <w:p>
       <w:r>
+        <w:t>Evidence:</w:t>
+      </w:r>
+    </w:p>
+    <w:p>
+      <w:r>
+        <w:rPr>
+          <w:noProof/>
+        </w:rPr>
         <w:lastRenderedPageBreak/>
-        <w:t>Evidence:</w:t>
-      </w:r>
-    </w:p>
-    <w:p>
-      <w:r>
         <w:drawing>
           <wp:anchor distT="0" distB="0" distL="114300" distR="114300" simplePos="0" relativeHeight="251661312" behindDoc="0" locked="0" layoutInCell="1" allowOverlap="1" wp14:anchorId="03D718BB" wp14:editId="2CE1F6FF">
             <wp:simplePos x="0" y="0"/>
@@ -471,6 +437,9 @@
         </w:drawing>
       </w:r>
       <w:r>
+        <w:rPr>
+          <w:noProof/>
+        </w:rPr>
         <w:drawing>
           <wp:anchor distT="0" distB="0" distL="114300" distR="114300" simplePos="0" relativeHeight="251659264" behindDoc="0" locked="0" layoutInCell="1" allowOverlap="1" wp14:anchorId="57E54082" wp14:editId="328C8B0F">
             <wp:simplePos x="0" y="0"/>
@@ -1779,6 +1748,7 @@
   <w:style w:type="character" w:default="1" w:styleId="DefaultParagraphFont">
     <w:name w:val="Default Paragraph Font"/>
     <w:uiPriority w:val="1"/>
+    <w:semiHidden/>
     <w:unhideWhenUsed/>
   </w:style>
   <w:style w:type="table" w:default="1" w:styleId="TableNormal">
